--- a/paper/ESP_IndoorPV_FirmwareMPPT_IEEE_Conference_6pp.docx
+++ b/paper/ESP_IndoorPV_FirmwareMPPT_IEEE_Conference_6pp.docx
@@ -329,7 +329,7 @@
       <w:r>
         <w:drawing>
           <wp:inline xmlns:a="http://schemas.openxmlformats.org/drawingml/2006/main" xmlns:pic="http://schemas.openxmlformats.org/drawingml/2006/picture">
-            <wp:extent cx="2560320" cy="1167205"/>
+            <wp:extent cx="2560320" cy="1249846"/>
             <wp:docPr id="3" name="Picture 3"/>
             <wp:cNvGraphicFramePr>
               <a:graphicFrameLocks noChangeAspect="1"/>
@@ -350,7 +350,7 @@
                   <pic:spPr>
                     <a:xfrm>
                       <a:off x="0" y="0"/>
-                      <a:ext cx="2560320" cy="1167205"/>
+                      <a:ext cx="2560320" cy="1249846"/>
                     </a:xfrm>
                     <a:prstGeom prst="rect"/>
                   </pic:spPr>
@@ -890,7 +890,7 @@
       <w:r>
         <w:drawing>
           <wp:inline xmlns:a="http://schemas.openxmlformats.org/drawingml/2006/main" xmlns:pic="http://schemas.openxmlformats.org/drawingml/2006/picture">
-            <wp:extent cx="2743200" cy="1411941"/>
+            <wp:extent cx="2743200" cy="1371600"/>
             <wp:docPr id="4" name="Picture 4"/>
             <wp:cNvGraphicFramePr>
               <a:graphicFrameLocks noChangeAspect="1"/>
@@ -911,7 +911,7 @@
                   <pic:spPr>
                     <a:xfrm>
                       <a:off x="0" y="0"/>
-                      <a:ext cx="2743200" cy="1411941"/>
+                      <a:ext cx="2743200" cy="1371600"/>
                     </a:xfrm>
                     <a:prstGeom prst="rect"/>
                   </pic:spPr>
@@ -944,7 +944,7 @@
       <w:r>
         <w:drawing>
           <wp:inline xmlns:a="http://schemas.openxmlformats.org/drawingml/2006/main" xmlns:pic="http://schemas.openxmlformats.org/drawingml/2006/picture">
-            <wp:extent cx="2560320" cy="1204856"/>
+            <wp:extent cx="2560320" cy="1411008"/>
             <wp:docPr id="5" name="Picture 5"/>
             <wp:cNvGraphicFramePr>
               <a:graphicFrameLocks noChangeAspect="1"/>
@@ -965,7 +965,7 @@
                   <pic:spPr>
                     <a:xfrm>
                       <a:off x="0" y="0"/>
-                      <a:ext cx="2560320" cy="1204856"/>
+                      <a:ext cx="2560320" cy="1411008"/>
                     </a:xfrm>
                     <a:prstGeom prst="rect"/>
                   </pic:spPr>
@@ -1627,7 +1627,7 @@
       <w:r>
         <w:drawing>
           <wp:inline xmlns:a="http://schemas.openxmlformats.org/drawingml/2006/main" xmlns:pic="http://schemas.openxmlformats.org/drawingml/2006/picture">
-            <wp:extent cx="4389120" cy="2194560"/>
+            <wp:extent cx="4389120" cy="2386399"/>
             <wp:docPr id="6" name="Picture 6"/>
             <wp:cNvGraphicFramePr>
               <a:graphicFrameLocks noChangeAspect="1"/>
@@ -1648,7 +1648,7 @@
                   <pic:spPr>
                     <a:xfrm>
                       <a:off x="0" y="0"/>
-                      <a:ext cx="4389120" cy="2194560"/>
+                      <a:ext cx="4389120" cy="2386399"/>
                     </a:xfrm>
                     <a:prstGeom prst="rect"/>
                   </pic:spPr>
